--- a/TASK 1.docx
+++ b/TASK 1.docx
@@ -341,7 +341,7 @@
           <w:szCs w:val="36"/>
           <w:lang w:eastAsia="en-IN"/>
         </w:rPr>
-        <w:t>ROCKER</w:t>
+        <w:t>ROKER</w:t>
       </w:r>
     </w:p>
     <w:p>
@@ -1071,7 +1071,7 @@
           <w:szCs w:val="24"/>
         </w:rPr>
         <w:pict w14:anchorId="74841728">
-          <v:rect id="_x0000_i1140" style="width:0;height:1.5pt" o:hralign="center" o:hrstd="t" o:hr="t" fillcolor="#a0a0a0" stroked="f"/>
+          <v:rect id="_x0000_i1025" style="width:0;height:1.5pt" o:hralign="center" o:hrstd="t" o:hr="t" fillcolor="#a0a0a0" stroked="f"/>
         </w:pict>
       </w:r>
     </w:p>
@@ -1217,7 +1217,7 @@
           <w:szCs w:val="24"/>
         </w:rPr>
         <w:pict w14:anchorId="0A79582A">
-          <v:rect id="_x0000_i1141" style="width:0;height:1.5pt" o:hralign="center" o:hrstd="t" o:hr="t" fillcolor="#a0a0a0" stroked="f"/>
+          <v:rect id="_x0000_i1026" style="width:0;height:1.5pt" o:hralign="center" o:hrstd="t" o:hr="t" fillcolor="#a0a0a0" stroked="f"/>
         </w:pict>
       </w:r>
     </w:p>
@@ -1439,7 +1439,7 @@
           <w:szCs w:val="24"/>
         </w:rPr>
         <w:pict w14:anchorId="6C37F5D5">
-          <v:rect id="_x0000_i1142" style="width:0;height:1.5pt" o:hralign="center" o:hrstd="t" o:hr="t" fillcolor="#a0a0a0" stroked="f"/>
+          <v:rect id="_x0000_i1027" style="width:0;height:1.5pt" o:hralign="center" o:hrstd="t" o:hr="t" fillcolor="#a0a0a0" stroked="f"/>
         </w:pict>
       </w:r>
     </w:p>
@@ -1491,7 +1491,17 @@
         <w:t>ecommerce-orders</w:t>
       </w:r>
       <w:r>
-        <w:t xml:space="preserve"> topic. These messages represent data that could be generated by an e-commerce application.</w:t>
+        <w:t xml:space="preserve"> topic. These messages represent data that could be generated by an </w:t>
+      </w:r>
+    </w:p>
+    <w:p>
+      <w:pPr>
+        <w:pStyle w:val="NormalWeb"/>
+        <w:spacing w:line="276" w:lineRule="auto"/>
+        <w:jc w:val="both"/>
+      </w:pPr>
+      <w:r>
+        <w:t>e-commerce application.</w:t>
       </w:r>
     </w:p>
     <w:p>
@@ -1526,6 +1536,12 @@
       <w:r>
         <w:t>Sample messages entered:</w:t>
       </w:r>
+      <w:r>
+        <w:t xml:space="preserve"> </w:t>
+      </w:r>
+      <w:r>
+        <w:t>e-commerce application</w:t>
+      </w:r>
     </w:p>
     <w:p>
       <w:pPr>
@@ -1605,6 +1621,8 @@
           <w:szCs w:val="24"/>
         </w:rPr>
       </w:pPr>
+      <w:bookmarkStart w:id="0" w:name="_GoBack"/>
+      <w:bookmarkEnd w:id="0"/>
     </w:p>
     <w:p>
       <w:pPr>
@@ -1672,7 +1690,7 @@
           <w:szCs w:val="24"/>
         </w:rPr>
         <w:pict w14:anchorId="39DEDD85">
-          <v:rect id="_x0000_i1143" style="width:0;height:1.5pt" o:hralign="center" o:hrstd="t" o:hr="t" fillcolor="#a0a0a0" stroked="f"/>
+          <v:rect id="_x0000_i1028" style="width:0;height:1.5pt" o:hralign="center" o:hrstd="t" o:hr="t" fillcolor="#a0a0a0" stroked="f"/>
         </w:pict>
       </w:r>
     </w:p>
@@ -1874,7 +1892,7 @@
           <w:szCs w:val="24"/>
         </w:rPr>
         <w:pict w14:anchorId="35E51BF2">
-          <v:rect id="_x0000_i1144" style="width:0;height:1.5pt" o:hralign="center" o:hrstd="t" o:hr="t" fillcolor="#a0a0a0" stroked="f"/>
+          <v:rect id="_x0000_i1029" style="width:0;height:1.5pt" o:hralign="center" o:hrstd="t" o:hr="t" fillcolor="#a0a0a0" stroked="f"/>
         </w:pict>
       </w:r>
     </w:p>
@@ -2068,8 +2086,6 @@
         <w:spacing w:line="276" w:lineRule="auto"/>
         <w:jc w:val="both"/>
       </w:pPr>
-      <w:bookmarkStart w:id="0" w:name="_GoBack"/>
-      <w:bookmarkEnd w:id="0"/>
     </w:p>
     <w:p>
       <w:pPr>
@@ -2092,24 +2108,18 @@
           <w:u w:val="single"/>
         </w:rPr>
         <w:lastRenderedPageBreak/>
-        <w:t xml:space="preserve">TASK 1.3 – WORKING WITH KAFKA </w:t>
+        <w:t xml:space="preserve">TASK 1.3 – WORKING WITH KAFKA      </w:t>
       </w:r>
       <w:r>
         <w:rPr>
           <w:u w:val="single"/>
         </w:rPr>
-        <w:t xml:space="preserve">     </w:t>
+        <w:t xml:space="preserve">        </w:t>
       </w:r>
       <w:r>
         <w:rPr>
           <w:u w:val="single"/>
         </w:rPr>
-        <w:t xml:space="preserve">        </w:t>
-      </w:r>
-      <w:r>
-        <w:rPr>
-          <w:u w:val="single"/>
-        </w:rPr>
         <w:t>PARTITIONS</w:t>
       </w:r>
     </w:p>
@@ -2158,7 +2168,7 @@
           <w:szCs w:val="24"/>
         </w:rPr>
         <w:pict w14:anchorId="027A8565">
-          <v:rect id="_x0000_i1145" style="width:0;height:1.5pt" o:hralign="center" o:hrstd="t" o:hr="t" fillcolor="#a0a0a0" stroked="f"/>
+          <v:rect id="_x0000_i1030" style="width:0;height:1.5pt" o:hralign="center" o:hrstd="t" o:hr="t" fillcolor="#a0a0a0" stroked="f"/>
         </w:pict>
       </w:r>
     </w:p>
@@ -2313,6 +2323,7 @@
       <w:r>
         <w:rPr>
           <w:rFonts w:ascii="Times New Roman" w:hAnsi="Times New Roman" w:cs="Times New Roman"/>
+          <w:noProof/>
           <w:sz w:val="24"/>
           <w:szCs w:val="24"/>
         </w:rPr>
@@ -2395,7 +2406,7 @@
           <w:szCs w:val="24"/>
         </w:rPr>
         <w:pict w14:anchorId="315C1F4D">
-          <v:rect id="_x0000_i1146" style="width:0;height:1.5pt" o:hralign="center" o:hrstd="t" o:hr="t" fillcolor="#a0a0a0" stroked="f"/>
+          <v:rect id="_x0000_i1031" style="width:0;height:1.5pt" o:hralign="center" o:hrstd="t" o:hr="t" fillcolor="#a0a0a0" stroked="f"/>
         </w:pict>
       </w:r>
     </w:p>
@@ -3052,7 +3063,7 @@
           <w:szCs w:val="24"/>
         </w:rPr>
         <w:pict w14:anchorId="36299BE0">
-          <v:rect id="_x0000_i1147" style="width:0;height:1.5pt" o:hralign="center" o:hrstd="t" o:hr="t" fillcolor="#a0a0a0" stroked="f"/>
+          <v:rect id="_x0000_i1032" style="width:0;height:1.5pt" o:hralign="center" o:hrstd="t" o:hr="t" fillcolor="#a0a0a0" stroked="f"/>
         </w:pict>
       </w:r>
     </w:p>
@@ -3253,7 +3264,7 @@
           <w:szCs w:val="24"/>
         </w:rPr>
         <w:pict w14:anchorId="754DB51E">
-          <v:rect id="_x0000_i1148" style="width:0;height:1.5pt" o:hralign="center" o:hrstd="t" o:hr="t" fillcolor="#a0a0a0" stroked="f"/>
+          <v:rect id="_x0000_i1033" style="width:0;height:1.5pt" o:hralign="center" o:hrstd="t" o:hr="t" fillcolor="#a0a0a0" stroked="f"/>
         </w:pict>
       </w:r>
     </w:p>
@@ -3333,7 +3344,7 @@
           <w:szCs w:val="24"/>
         </w:rPr>
         <w:pict w14:anchorId="412A2A72">
-          <v:rect id="_x0000_i1149" style="width:0;height:1.5pt" o:hralign="center" o:hrstd="t" o:hr="t" fillcolor="#a0a0a0" stroked="f"/>
+          <v:rect id="_x0000_i1034" style="width:0;height:1.5pt" o:hralign="center" o:hrstd="t" o:hr="t" fillcolor="#a0a0a0" stroked="f"/>
         </w:pict>
       </w:r>
     </w:p>
@@ -3865,6 +3876,7 @@
   <w:style w:type="character" w:default="1" w:styleId="DefaultParagraphFont">
     <w:name w:val="Default Paragraph Font"/>
     <w:uiPriority w:val="1"/>
+    <w:semiHidden/>
     <w:unhideWhenUsed/>
   </w:style>
   <w:style w:type="table" w:default="1" w:styleId="TableNormal">
@@ -4358,7 +4370,7 @@
 </file>
 
 <file path=customXml/itemProps1.xml><?xml version="1.0" encoding="utf-8"?>
-<ds:datastoreItem xmlns:ds="http://schemas.openxmlformats.org/officeDocument/2006/customXml" ds:itemID="{758346E2-6C81-49B6-8AB6-B0EDBE87B0AD}">
+<ds:datastoreItem xmlns:ds="http://schemas.openxmlformats.org/officeDocument/2006/customXml" ds:itemID="{0EE1B1B4-374C-4D45-B7D6-E6FD6709C008}">
   <ds:schemaRefs>
     <ds:schemaRef ds:uri="http://schemas.openxmlformats.org/officeDocument/2006/bibliography"/>
   </ds:schemaRefs>
